--- a/PTIT_CNTT1_IT211_Session15_Bai4.docx
+++ b/PTIT_CNTT1_IT211_Session15_Bai4.docx
@@ -1307,6 +1307,694 @@
           <w:lang w:val="en-US"/>
         </w:rPr>
         <w:t>là có thể sử dụng ngay</w:t>
+      </w:r>
+    </w:p>
+    <w:p>
+      <w:pPr>
+        <w:rPr>
+          <w:rFonts w:ascii="Times New Roman" w:hAnsi="Times New Roman" w:cs="Times New Roman"/>
+          <w:lang w:val="en-US"/>
+        </w:rPr>
+      </w:pPr>
+    </w:p>
+    <w:p>
+      <w:pPr>
+        <w:rPr>
+          <w:rFonts w:ascii="Times New Roman" w:hAnsi="Times New Roman" w:cs="Times New Roman"/>
+          <w:lang w:val="en-US"/>
+        </w:rPr>
+      </w:pPr>
+    </w:p>
+    <w:p>
+      <w:pPr>
+        <w:rPr>
+          <w:rFonts w:ascii="Times New Roman" w:hAnsi="Times New Roman" w:cs="Times New Roman"/>
+          <w:b/>
+          <w:bCs/>
+          <w:lang w:val="en-US"/>
+        </w:rPr>
+      </w:pPr>
+      <w:r>
+        <w:rPr>
+          <w:rFonts w:ascii="Times New Roman" w:hAnsi="Times New Roman" w:cs="Times New Roman"/>
+          <w:b/>
+          <w:bCs/>
+          <w:lang w:val="en-US"/>
+        </w:rPr>
+        <w:lastRenderedPageBreak/>
+        <w:t xml:space="preserve">Phần </w:t>
+      </w:r>
+      <w:r>
+        <w:rPr>
+          <w:rFonts w:ascii="Times New Roman" w:hAnsi="Times New Roman" w:cs="Times New Roman"/>
+          <w:b/>
+          <w:bCs/>
+          <w:lang w:val="en-US"/>
+        </w:rPr>
+        <w:t>2 – Thực thi</w:t>
+      </w:r>
+    </w:p>
+    <w:p>
+      <w:pPr>
+        <w:rPr>
+          <w:rFonts w:ascii="Times New Roman" w:hAnsi="Times New Roman" w:cs="Times New Roman"/>
+          <w:b/>
+          <w:bCs/>
+          <w:lang w:val="en-US"/>
+        </w:rPr>
+      </w:pPr>
+      <w:r>
+        <w:rPr>
+          <w:rFonts w:ascii="Times New Roman" w:hAnsi="Times New Roman" w:cs="Times New Roman"/>
+          <w:b/>
+          <w:bCs/>
+          <w:lang w:val="en-US"/>
+        </w:rPr>
+        <w:t>Giải thích luồng hoạt động</w:t>
+      </w:r>
+    </w:p>
+    <w:p>
+      <w:pPr>
+        <w:rPr>
+          <w:rFonts w:ascii="Times New Roman" w:hAnsi="Times New Roman" w:cs="Times New Roman"/>
+          <w:b/>
+          <w:bCs/>
+          <w:lang w:val="en-US"/>
+        </w:rPr>
+      </w:pPr>
+      <w:r>
+        <w:rPr>
+          <w:rFonts w:ascii="Times New Roman" w:hAnsi="Times New Roman" w:cs="Times New Roman"/>
+          <w:b/>
+          <w:bCs/>
+          <w:lang w:val="en-US"/>
+        </w:rPr>
+        <w:t>Bước 1</w:t>
+      </w:r>
+    </w:p>
+    <w:p>
+      <w:pPr>
+        <w:rPr>
+          <w:rFonts w:ascii="Times New Roman" w:hAnsi="Times New Roman" w:cs="Times New Roman"/>
+          <w:lang w:val="en-US"/>
+        </w:rPr>
+      </w:pPr>
+      <w:r>
+        <w:rPr>
+          <w:rFonts w:ascii="Times New Roman" w:hAnsi="Times New Roman" w:cs="Times New Roman"/>
+          <w:lang w:val="en-US"/>
+        </w:rPr>
+        <w:t>Người dùng gửi yêu cầu đăng nhập:</w:t>
+      </w:r>
+    </w:p>
+    <w:p>
+      <w:pPr>
+        <w:rPr>
+          <w:rFonts w:ascii="Times New Roman" w:hAnsi="Times New Roman" w:cs="Times New Roman"/>
+          <w:lang w:val="en-US"/>
+        </w:rPr>
+      </w:pPr>
+      <w:r>
+        <w:rPr>
+          <w:rFonts w:ascii="Times New Roman" w:hAnsi="Times New Roman" w:cs="Times New Roman"/>
+          <w:lang w:val="en-US"/>
+        </w:rPr>
+        <w:t>Username: admin</w:t>
+      </w:r>
+      <w:r>
+        <w:rPr>
+          <w:rFonts w:ascii="Times New Roman" w:hAnsi="Times New Roman" w:cs="Times New Roman"/>
+          <w:lang w:val="en-US"/>
+        </w:rPr>
+        <w:br/>
+        <w:t>Password: 123456</w:t>
+      </w:r>
+    </w:p>
+    <w:p>
+      <w:pPr>
+        <w:rPr>
+          <w:rFonts w:ascii="Times New Roman" w:hAnsi="Times New Roman" w:cs="Times New Roman"/>
+          <w:lang w:val="en-US"/>
+        </w:rPr>
+      </w:pPr>
+    </w:p>
+    <w:p>
+      <w:pPr>
+        <w:rPr>
+          <w:rFonts w:ascii="Times New Roman" w:hAnsi="Times New Roman" w:cs="Times New Roman"/>
+          <w:b/>
+          <w:bCs/>
+          <w:lang w:val="en-US"/>
+        </w:rPr>
+      </w:pPr>
+      <w:r>
+        <w:rPr>
+          <w:rFonts w:ascii="Times New Roman" w:hAnsi="Times New Roman" w:cs="Times New Roman"/>
+          <w:b/>
+          <w:bCs/>
+          <w:lang w:val="en-US"/>
+        </w:rPr>
+        <w:t>Bước 2</w:t>
+      </w:r>
+    </w:p>
+    <w:p>
+      <w:pPr>
+        <w:rPr>
+          <w:rFonts w:ascii="Times New Roman" w:hAnsi="Times New Roman" w:cs="Times New Roman"/>
+          <w:lang w:val="en-US"/>
+        </w:rPr>
+      </w:pPr>
+      <w:r>
+        <w:rPr>
+          <w:rFonts w:ascii="Times New Roman" w:hAnsi="Times New Roman" w:cs="Times New Roman"/>
+          <w:lang w:val="en-US"/>
+        </w:rPr>
+        <w:t>Spring Security nhận request và chuyển cho:</w:t>
+      </w:r>
+      <w:r>
+        <w:rPr>
+          <w:rFonts w:ascii="Times New Roman" w:hAnsi="Times New Roman" w:cs="Times New Roman"/>
+          <w:lang w:val="en-US"/>
+        </w:rPr>
+        <w:t xml:space="preserve"> </w:t>
+      </w:r>
+      <w:r>
+        <w:rPr>
+          <w:rFonts w:ascii="Times New Roman" w:hAnsi="Times New Roman" w:cs="Times New Roman"/>
+          <w:lang w:val="en-US"/>
+        </w:rPr>
+        <w:t>AuthenticationManager</w:t>
+      </w:r>
+    </w:p>
+    <w:p>
+      <w:pPr>
+        <w:rPr>
+          <w:rFonts w:ascii="Times New Roman" w:hAnsi="Times New Roman" w:cs="Times New Roman"/>
+          <w:lang w:val="en-US"/>
+        </w:rPr>
+      </w:pPr>
+      <w:r>
+        <w:rPr>
+          <w:rFonts w:ascii="Times New Roman" w:hAnsi="Times New Roman" w:cs="Times New Roman"/>
+          <w:lang w:val="en-US"/>
+        </w:rPr>
+        <w:t>để xử lý xác thực.</w:t>
+      </w:r>
+    </w:p>
+    <w:p>
+      <w:pPr>
+        <w:rPr>
+          <w:rFonts w:ascii="Times New Roman" w:hAnsi="Times New Roman" w:cs="Times New Roman"/>
+          <w:lang w:val="en-US"/>
+        </w:rPr>
+      </w:pPr>
+    </w:p>
+    <w:p>
+      <w:pPr>
+        <w:rPr>
+          <w:rFonts w:ascii="Times New Roman" w:hAnsi="Times New Roman" w:cs="Times New Roman"/>
+          <w:b/>
+          <w:bCs/>
+          <w:lang w:val="en-US"/>
+        </w:rPr>
+      </w:pPr>
+      <w:r>
+        <w:rPr>
+          <w:rFonts w:ascii="Times New Roman" w:hAnsi="Times New Roman" w:cs="Times New Roman"/>
+          <w:b/>
+          <w:bCs/>
+          <w:lang w:val="en-US"/>
+        </w:rPr>
+        <w:t>Bước 3</w:t>
+      </w:r>
+    </w:p>
+    <w:p>
+      <w:pPr>
+        <w:rPr>
+          <w:rFonts w:ascii="Times New Roman" w:hAnsi="Times New Roman" w:cs="Times New Roman"/>
+          <w:lang w:val="en-US"/>
+        </w:rPr>
+      </w:pPr>
+      <w:r>
+        <w:rPr>
+          <w:rFonts w:ascii="Times New Roman" w:hAnsi="Times New Roman" w:cs="Times New Roman"/>
+          <w:lang w:val="en-US"/>
+        </w:rPr>
+        <w:t>DaoAuthenticationProvider gọi:</w:t>
+      </w:r>
+    </w:p>
+    <w:p>
+      <w:pPr>
+        <w:rPr>
+          <w:rFonts w:ascii="Times New Roman" w:hAnsi="Times New Roman" w:cs="Times New Roman"/>
+          <w:lang w:val="en-US"/>
+        </w:rPr>
+      </w:pPr>
+      <w:r>
+        <w:rPr>
+          <w:rFonts w:ascii="Times New Roman" w:hAnsi="Times New Roman" w:cs="Times New Roman"/>
+          <w:lang w:val="en-US"/>
+        </w:rPr>
+        <w:t>customUserDetailsService.loadUserByUsername("admin");</w:t>
+      </w:r>
+    </w:p>
+    <w:p>
+      <w:pPr>
+        <w:rPr>
+          <w:rFonts w:ascii="Times New Roman" w:hAnsi="Times New Roman" w:cs="Times New Roman"/>
+          <w:lang w:val="en-US"/>
+        </w:rPr>
+      </w:pPr>
+    </w:p>
+    <w:p>
+      <w:pPr>
+        <w:rPr>
+          <w:rFonts w:ascii="Times New Roman" w:hAnsi="Times New Roman" w:cs="Times New Roman"/>
+          <w:b/>
+          <w:bCs/>
+          <w:lang w:val="en-US"/>
+        </w:rPr>
+      </w:pPr>
+      <w:r>
+        <w:rPr>
+          <w:rFonts w:ascii="Times New Roman" w:hAnsi="Times New Roman" w:cs="Times New Roman"/>
+          <w:b/>
+          <w:bCs/>
+          <w:lang w:val="en-US"/>
+        </w:rPr>
+        <w:t>Bước 4</w:t>
+      </w:r>
+    </w:p>
+    <w:p>
+      <w:pPr>
+        <w:rPr>
+          <w:rFonts w:ascii="Times New Roman" w:hAnsi="Times New Roman" w:cs="Times New Roman"/>
+          <w:lang w:val="en-US"/>
+        </w:rPr>
+      </w:pPr>
+      <w:r>
+        <w:rPr>
+          <w:rFonts w:ascii="Times New Roman" w:hAnsi="Times New Roman" w:cs="Times New Roman"/>
+          <w:lang w:val="en-US"/>
+        </w:rPr>
+        <w:t>CustomUserDetailsService truy vấn database thông qua:</w:t>
+      </w:r>
+      <w:r>
+        <w:rPr>
+          <w:rFonts w:ascii="Times New Roman" w:hAnsi="Times New Roman" w:cs="Times New Roman"/>
+          <w:lang w:val="en-US"/>
+        </w:rPr>
+        <w:t xml:space="preserve"> </w:t>
+      </w:r>
+      <w:r>
+        <w:rPr>
+          <w:rFonts w:ascii="Times New Roman" w:hAnsi="Times New Roman" w:cs="Times New Roman"/>
+          <w:lang w:val="en-US"/>
+        </w:rPr>
+        <w:t>UserRepository</w:t>
+      </w:r>
+    </w:p>
+    <w:p>
+      <w:pPr>
+        <w:rPr>
+          <w:rFonts w:ascii="Times New Roman" w:hAnsi="Times New Roman" w:cs="Times New Roman"/>
+          <w:lang w:val="en-US"/>
+        </w:rPr>
+      </w:pPr>
+      <w:r>
+        <w:rPr>
+          <w:rFonts w:ascii="Times New Roman" w:hAnsi="Times New Roman" w:cs="Times New Roman"/>
+          <w:lang w:val="en-US"/>
+        </w:rPr>
+        <w:t>để lấy thông tin người dùng.</w:t>
+      </w:r>
+    </w:p>
+    <w:p>
+      <w:pPr>
+        <w:rPr>
+          <w:rFonts w:ascii="Times New Roman" w:hAnsi="Times New Roman" w:cs="Times New Roman"/>
+          <w:lang w:val="en-US"/>
+        </w:rPr>
+      </w:pPr>
+    </w:p>
+    <w:p>
+      <w:pPr>
+        <w:rPr>
+          <w:rFonts w:ascii="Times New Roman" w:hAnsi="Times New Roman" w:cs="Times New Roman"/>
+          <w:b/>
+          <w:bCs/>
+          <w:lang w:val="en-US"/>
+        </w:rPr>
+      </w:pPr>
+      <w:r>
+        <w:rPr>
+          <w:rFonts w:ascii="Times New Roman" w:hAnsi="Times New Roman" w:cs="Times New Roman"/>
+          <w:b/>
+          <w:bCs/>
+          <w:lang w:val="en-US"/>
+        </w:rPr>
+        <w:t>Bước 5</w:t>
+      </w:r>
+    </w:p>
+    <w:p>
+      <w:pPr>
+        <w:rPr>
+          <w:rFonts w:ascii="Times New Roman" w:hAnsi="Times New Roman" w:cs="Times New Roman"/>
+          <w:lang w:val="en-US"/>
+        </w:rPr>
+      </w:pPr>
+      <w:r>
+        <w:rPr>
+          <w:rFonts w:ascii="Times New Roman" w:hAnsi="Times New Roman" w:cs="Times New Roman"/>
+          <w:lang w:val="en-US"/>
+        </w:rPr>
+        <w:t>Database trả về:</w:t>
+      </w:r>
+    </w:p>
+    <w:p>
+      <w:pPr>
+        <w:rPr>
+          <w:rFonts w:ascii="Times New Roman" w:hAnsi="Times New Roman" w:cs="Times New Roman"/>
+          <w:lang w:val="en-US"/>
+        </w:rPr>
+      </w:pPr>
+      <w:r>
+        <w:rPr>
+          <w:rFonts w:ascii="Times New Roman" w:hAnsi="Times New Roman" w:cs="Times New Roman"/>
+          <w:lang w:val="en-US"/>
+        </w:rPr>
+        <w:t>Username: admin</w:t>
+      </w:r>
+      <w:r>
+        <w:rPr>
+          <w:rFonts w:ascii="Times New Roman" w:hAnsi="Times New Roman" w:cs="Times New Roman"/>
+          <w:lang w:val="en-US"/>
+        </w:rPr>
+        <w:br/>
+      </w:r>
+      <w:r>
+        <w:rPr>
+          <w:rFonts w:ascii="Times New Roman" w:hAnsi="Times New Roman" w:cs="Times New Roman"/>
+          <w:lang w:val="en-US"/>
+        </w:rPr>
+        <w:br/>
+        <w:t>Password:</w:t>
+      </w:r>
+      <w:r>
+        <w:rPr>
+          <w:rFonts w:ascii="Times New Roman" w:hAnsi="Times New Roman" w:cs="Times New Roman"/>
+          <w:lang w:val="en-US"/>
+        </w:rPr>
+        <w:br/>
+        <w:t>$2a$10$R4W3....</w:t>
+      </w:r>
+      <w:r>
+        <w:rPr>
+          <w:rFonts w:ascii="Times New Roman" w:hAnsi="Times New Roman" w:cs="Times New Roman"/>
+          <w:lang w:val="en-US"/>
+        </w:rPr>
+        <w:br/>
+      </w:r>
+      <w:r>
+        <w:rPr>
+          <w:rFonts w:ascii="Times New Roman" w:hAnsi="Times New Roman" w:cs="Times New Roman"/>
+          <w:lang w:val="en-US"/>
+        </w:rPr>
+        <w:br/>
+        <w:t>Roles:</w:t>
+      </w:r>
+      <w:r>
+        <w:rPr>
+          <w:rFonts w:ascii="Times New Roman" w:hAnsi="Times New Roman" w:cs="Times New Roman"/>
+          <w:lang w:val="en-US"/>
+        </w:rPr>
+        <w:br/>
+        <w:t>USER</w:t>
+      </w:r>
+      <w:r>
+        <w:rPr>
+          <w:rFonts w:ascii="Times New Roman" w:hAnsi="Times New Roman" w:cs="Times New Roman"/>
+          <w:lang w:val="en-US"/>
+        </w:rPr>
+        <w:br/>
+        <w:t>ADMIN</w:t>
+      </w:r>
+    </w:p>
+    <w:p>
+      <w:pPr>
+        <w:rPr>
+          <w:rFonts w:ascii="Times New Roman" w:hAnsi="Times New Roman" w:cs="Times New Roman"/>
+          <w:lang w:val="en-US"/>
+        </w:rPr>
+      </w:pPr>
+    </w:p>
+    <w:p>
+      <w:pPr>
+        <w:rPr>
+          <w:rFonts w:ascii="Times New Roman" w:hAnsi="Times New Roman" w:cs="Times New Roman"/>
+          <w:b/>
+          <w:bCs/>
+          <w:lang w:val="en-US"/>
+        </w:rPr>
+      </w:pPr>
+      <w:r>
+        <w:rPr>
+          <w:rFonts w:ascii="Times New Roman" w:hAnsi="Times New Roman" w:cs="Times New Roman"/>
+          <w:b/>
+          <w:bCs/>
+          <w:lang w:val="en-US"/>
+        </w:rPr>
+        <w:lastRenderedPageBreak/>
+        <w:t>Bước 6</w:t>
+      </w:r>
+    </w:p>
+    <w:p>
+      <w:pPr>
+        <w:rPr>
+          <w:rFonts w:ascii="Times New Roman" w:hAnsi="Times New Roman" w:cs="Times New Roman"/>
+          <w:lang w:val="en-US"/>
+        </w:rPr>
+      </w:pPr>
+      <w:r>
+        <w:rPr>
+          <w:rFonts w:ascii="Times New Roman" w:hAnsi="Times New Roman" w:cs="Times New Roman"/>
+          <w:lang w:val="en-US"/>
+        </w:rPr>
+        <w:t>BCryptPasswordEncoder thực hiện:</w:t>
+      </w:r>
+    </w:p>
+    <w:p>
+      <w:pPr>
+        <w:rPr>
+          <w:rFonts w:ascii="Times New Roman" w:hAnsi="Times New Roman" w:cs="Times New Roman"/>
+          <w:lang w:val="en-US"/>
+        </w:rPr>
+      </w:pPr>
+      <w:r>
+        <w:rPr>
+          <w:rFonts w:ascii="Times New Roman" w:hAnsi="Times New Roman" w:cs="Times New Roman"/>
+          <w:lang w:val="en-US"/>
+        </w:rPr>
+        <w:t>passwordEncoder.matches(</w:t>
+      </w:r>
+      <w:r>
+        <w:rPr>
+          <w:rFonts w:ascii="Times New Roman" w:hAnsi="Times New Roman" w:cs="Times New Roman"/>
+          <w:lang w:val="en-US"/>
+        </w:rPr>
+        <w:br/>
+        <w:t xml:space="preserve">    rawPassword,</w:t>
+      </w:r>
+      <w:r>
+        <w:rPr>
+          <w:rFonts w:ascii="Times New Roman" w:hAnsi="Times New Roman" w:cs="Times New Roman"/>
+          <w:lang w:val="en-US"/>
+        </w:rPr>
+        <w:br/>
+        <w:t xml:space="preserve">    encodedPassword</w:t>
+      </w:r>
+      <w:r>
+        <w:rPr>
+          <w:rFonts w:ascii="Times New Roman" w:hAnsi="Times New Roman" w:cs="Times New Roman"/>
+          <w:lang w:val="en-US"/>
+        </w:rPr>
+        <w:br/>
+        <w:t>);</w:t>
+      </w:r>
+    </w:p>
+    <w:p>
+      <w:pPr>
+        <w:rPr>
+          <w:rFonts w:ascii="Times New Roman" w:hAnsi="Times New Roman" w:cs="Times New Roman"/>
+          <w:lang w:val="en-US"/>
+        </w:rPr>
+      </w:pPr>
+      <w:r>
+        <w:rPr>
+          <w:rFonts w:ascii="Times New Roman" w:hAnsi="Times New Roman" w:cs="Times New Roman"/>
+          <w:lang w:val="en-US"/>
+        </w:rPr>
+        <w:t>để kiểm tra mật khẩu.</w:t>
+      </w:r>
+    </w:p>
+    <w:p>
+      <w:pPr>
+        <w:rPr>
+          <w:rFonts w:ascii="Times New Roman" w:hAnsi="Times New Roman" w:cs="Times New Roman"/>
+          <w:lang w:val="en-US"/>
+        </w:rPr>
+      </w:pPr>
+    </w:p>
+    <w:p>
+      <w:pPr>
+        <w:rPr>
+          <w:rFonts w:ascii="Times New Roman" w:hAnsi="Times New Roman" w:cs="Times New Roman"/>
+          <w:b/>
+          <w:bCs/>
+          <w:lang w:val="en-US"/>
+        </w:rPr>
+      </w:pPr>
+      <w:r>
+        <w:rPr>
+          <w:rFonts w:ascii="Times New Roman" w:hAnsi="Times New Roman" w:cs="Times New Roman"/>
+          <w:b/>
+          <w:bCs/>
+          <w:lang w:val="en-US"/>
+        </w:rPr>
+        <w:t>Bước 7</w:t>
+      </w:r>
+    </w:p>
+    <w:p>
+      <w:pPr>
+        <w:rPr>
+          <w:rFonts w:ascii="Times New Roman" w:hAnsi="Times New Roman" w:cs="Times New Roman"/>
+          <w:lang w:val="en-US"/>
+        </w:rPr>
+      </w:pPr>
+      <w:r>
+        <w:rPr>
+          <w:rFonts w:ascii="Times New Roman" w:hAnsi="Times New Roman" w:cs="Times New Roman"/>
+          <w:lang w:val="en-US"/>
+        </w:rPr>
+        <w:t>Nếu xác thực thành công:</w:t>
+      </w:r>
+    </w:p>
+    <w:p>
+      <w:pPr>
+        <w:rPr>
+          <w:rFonts w:ascii="Times New Roman" w:hAnsi="Times New Roman" w:cs="Times New Roman"/>
+          <w:lang w:val="en-US"/>
+        </w:rPr>
+      </w:pPr>
+      <w:r>
+        <w:rPr>
+          <w:rFonts w:ascii="Times New Roman" w:hAnsi="Times New Roman" w:cs="Times New Roman"/>
+          <w:lang w:val="en-US"/>
+        </w:rPr>
+        <w:t>Authentication Success</w:t>
+      </w:r>
+    </w:p>
+    <w:p>
+      <w:pPr>
+        <w:rPr>
+          <w:rFonts w:ascii="Times New Roman" w:hAnsi="Times New Roman" w:cs="Times New Roman"/>
+          <w:lang w:val="en-US"/>
+        </w:rPr>
+      </w:pPr>
+      <w:r>
+        <w:rPr>
+          <w:rFonts w:ascii="Times New Roman" w:hAnsi="Times New Roman" w:cs="Times New Roman"/>
+          <w:lang w:val="en-US"/>
+        </w:rPr>
+        <w:t>Spring Security tạo đối tượng Authentication và lưu vào:</w:t>
+      </w:r>
+    </w:p>
+    <w:p>
+      <w:pPr>
+        <w:rPr>
+          <w:rFonts w:ascii="Times New Roman" w:hAnsi="Times New Roman" w:cs="Times New Roman"/>
+          <w:lang w:val="en-US"/>
+        </w:rPr>
+      </w:pPr>
+      <w:r>
+        <w:rPr>
+          <w:rFonts w:ascii="Times New Roman" w:hAnsi="Times New Roman" w:cs="Times New Roman"/>
+          <w:lang w:val="en-US"/>
+        </w:rPr>
+        <w:t>SecurityContext</w:t>
+      </w:r>
+    </w:p>
+    <w:p>
+      <w:pPr>
+        <w:rPr>
+          <w:rFonts w:ascii="Times New Roman" w:hAnsi="Times New Roman" w:cs="Times New Roman"/>
+          <w:lang w:val="en-US"/>
+        </w:rPr>
+      </w:pPr>
+    </w:p>
+    <w:p>
+      <w:pPr>
+        <w:rPr>
+          <w:rFonts w:ascii="Times New Roman" w:hAnsi="Times New Roman" w:cs="Times New Roman"/>
+          <w:b/>
+          <w:bCs/>
+          <w:lang w:val="en-US"/>
+        </w:rPr>
+      </w:pPr>
+      <w:r>
+        <w:rPr>
+          <w:rFonts w:ascii="Times New Roman" w:hAnsi="Times New Roman" w:cs="Times New Roman"/>
+          <w:b/>
+          <w:bCs/>
+          <w:lang w:val="en-US"/>
+        </w:rPr>
+        <w:t>Bước 8</w:t>
+      </w:r>
+    </w:p>
+    <w:p>
+      <w:pPr>
+        <w:rPr>
+          <w:rFonts w:ascii="Times New Roman" w:hAnsi="Times New Roman" w:cs="Times New Roman"/>
+          <w:lang w:val="en-US"/>
+        </w:rPr>
+      </w:pPr>
+      <w:r>
+        <w:rPr>
+          <w:rFonts w:ascii="Times New Roman" w:hAnsi="Times New Roman" w:cs="Times New Roman"/>
+          <w:lang w:val="en-US"/>
+        </w:rPr>
+        <w:t>Người dùng được phép truy cập các tài nguyên phù hợp với role:</w:t>
+      </w:r>
+    </w:p>
+    <w:p>
+      <w:pPr>
+        <w:rPr>
+          <w:rFonts w:ascii="Times New Roman" w:hAnsi="Times New Roman" w:cs="Times New Roman"/>
+          <w:lang w:val="en-US"/>
+        </w:rPr>
+      </w:pPr>
+      <w:r>
+        <w:rPr>
+          <w:rFonts w:ascii="Times New Roman" w:hAnsi="Times New Roman" w:cs="Times New Roman"/>
+          <w:lang w:val="en-US"/>
+        </w:rPr>
+        <w:t>USER</w:t>
+      </w:r>
+      <w:r>
+        <w:rPr>
+          <w:rFonts w:ascii="Times New Roman" w:hAnsi="Times New Roman" w:cs="Times New Roman"/>
+          <w:lang w:val="en-US"/>
+        </w:rPr>
+        <w:br/>
+        <w:t>LIBRARIAN</w:t>
+      </w:r>
+      <w:r>
+        <w:rPr>
+          <w:rFonts w:ascii="Times New Roman" w:hAnsi="Times New Roman" w:cs="Times New Roman"/>
+          <w:lang w:val="en-US"/>
+        </w:rPr>
+        <w:br/>
+        <w:t>ADMIN</w:t>
       </w:r>
     </w:p>
     <w:p>
@@ -2651,7 +3339,7 @@
   <w:style w:type="paragraph" w:default="1" w:styleId="Normal">
     <w:name w:val="Normal"/>
     <w:qFormat/>
-    <w:rsid w:val="00366BDE"/>
+    <w:rsid w:val="00E94CE6"/>
     <w:rPr>
       <w:lang w:val="vi-VN"/>
     </w:rPr>
